--- a/deliverables/course_design/技术方案设计报告.docx
+++ b/deliverables/course_design/技术方案设计报告.docx
@@ -79,6 +79,7 @@
     </w:p>
     <w:p>
       <w:pPr>
+        <w:keepNext/>
         <w:spacing w:before="200" w:after="100"/>
       </w:pPr>
       <w:r>
@@ -116,9 +117,12 @@
         <w:gridCol w:w="3009"/>
       </w:tblGrid>
       <w:tr>
+        <w:trPr>
+          <w:tblHeader/>
+        </w:trPr>
         <w:tc>
           <w:tcPr>
-            <w:tcW w:type="dxa" w:w="1247"/>
+            <w:tcW w:type="dxa" w:w="1257"/>
             <w:shd w:fill="1F4E78"/>
             <w:tcBorders>
               <w:top w:val="single" w:sz="4" w:color="D9D9D9"/>
@@ -134,6 +138,7 @@
               <w:rPr>
                 <w:rFonts w:ascii="宋体" w:hAnsi="宋体" w:eastAsia="宋体"/>
                 <w:b/>
+                <w:color w:val="FFFFFF"/>
                 <w:sz w:val="21"/>
               </w:rPr>
               <w:t>类别</w:t>
@@ -142,7 +147,7 @@
         </w:tc>
         <w:tc>
           <w:tcPr>
-            <w:tcW w:type="dxa" w:w="4819"/>
+            <w:tcW w:type="dxa" w:w="4855"/>
             <w:shd w:fill="1F4E78"/>
             <w:tcBorders>
               <w:top w:val="single" w:sz="4" w:color="D9D9D9"/>
@@ -158,6 +163,7 @@
               <w:rPr>
                 <w:rFonts w:ascii="宋体" w:hAnsi="宋体" w:eastAsia="宋体"/>
                 <w:b/>
+                <w:color w:val="FFFFFF"/>
                 <w:sz w:val="21"/>
               </w:rPr>
               <w:t>需求</w:t>
@@ -166,7 +172,7 @@
         </w:tc>
         <w:tc>
           <w:tcPr>
-            <w:tcW w:type="dxa" w:w="2891"/>
+            <w:tcW w:type="dxa" w:w="2913"/>
             <w:shd w:fill="1F4E78"/>
             <w:tcBorders>
               <w:top w:val="single" w:sz="4" w:color="D9D9D9"/>
@@ -182,6 +188,7 @@
               <w:rPr>
                 <w:rFonts w:ascii="宋体" w:hAnsi="宋体" w:eastAsia="宋体"/>
                 <w:b/>
+                <w:color w:val="FFFFFF"/>
                 <w:sz w:val="21"/>
               </w:rPr>
               <w:t>验收方式</w:t>
@@ -192,7 +199,7 @@
       <w:tr>
         <w:tc>
           <w:tcPr>
-            <w:tcW w:type="dxa" w:w="1247"/>
+            <w:tcW w:type="dxa" w:w="1257"/>
             <w:tcBorders>
               <w:top w:val="single" w:sz="4" w:color="D9D9D9"/>
               <w:left w:val="single" w:sz="4" w:color="D9D9D9"/>
@@ -218,7 +225,7 @@
         </w:tc>
         <w:tc>
           <w:tcPr>
-            <w:tcW w:type="dxa" w:w="4819"/>
+            <w:tcW w:type="dxa" w:w="4855"/>
             <w:tcBorders>
               <w:top w:val="single" w:sz="4" w:color="D9D9D9"/>
               <w:left w:val="single" w:sz="4" w:color="D9D9D9"/>
@@ -244,7 +251,7 @@
         </w:tc>
         <w:tc>
           <w:tcPr>
-            <w:tcW w:type="dxa" w:w="2891"/>
+            <w:tcW w:type="dxa" w:w="2913"/>
             <w:tcBorders>
               <w:top w:val="single" w:sz="4" w:color="D9D9D9"/>
               <w:left w:val="single" w:sz="4" w:color="D9D9D9"/>
@@ -272,7 +279,7 @@
       <w:tr>
         <w:tc>
           <w:tcPr>
-            <w:tcW w:type="dxa" w:w="1247"/>
+            <w:tcW w:type="dxa" w:w="1257"/>
             <w:tcBorders>
               <w:top w:val="single" w:sz="4" w:color="D9D9D9"/>
               <w:left w:val="single" w:sz="4" w:color="D9D9D9"/>
@@ -298,7 +305,7 @@
         </w:tc>
         <w:tc>
           <w:tcPr>
-            <w:tcW w:type="dxa" w:w="4819"/>
+            <w:tcW w:type="dxa" w:w="4855"/>
             <w:tcBorders>
               <w:top w:val="single" w:sz="4" w:color="D9D9D9"/>
               <w:left w:val="single" w:sz="4" w:color="D9D9D9"/>
@@ -324,7 +331,7 @@
         </w:tc>
         <w:tc>
           <w:tcPr>
-            <w:tcW w:type="dxa" w:w="2891"/>
+            <w:tcW w:type="dxa" w:w="2913"/>
             <w:tcBorders>
               <w:top w:val="single" w:sz="4" w:color="D9D9D9"/>
               <w:left w:val="single" w:sz="4" w:color="D9D9D9"/>
@@ -352,7 +359,7 @@
       <w:tr>
         <w:tc>
           <w:tcPr>
-            <w:tcW w:type="dxa" w:w="1247"/>
+            <w:tcW w:type="dxa" w:w="1257"/>
             <w:tcBorders>
               <w:top w:val="single" w:sz="4" w:color="D9D9D9"/>
               <w:left w:val="single" w:sz="4" w:color="D9D9D9"/>
@@ -378,7 +385,7 @@
         </w:tc>
         <w:tc>
           <w:tcPr>
-            <w:tcW w:type="dxa" w:w="4819"/>
+            <w:tcW w:type="dxa" w:w="4855"/>
             <w:tcBorders>
               <w:top w:val="single" w:sz="4" w:color="D9D9D9"/>
               <w:left w:val="single" w:sz="4" w:color="D9D9D9"/>
@@ -404,7 +411,7 @@
         </w:tc>
         <w:tc>
           <w:tcPr>
-            <w:tcW w:type="dxa" w:w="2891"/>
+            <w:tcW w:type="dxa" w:w="2913"/>
             <w:tcBorders>
               <w:top w:val="single" w:sz="4" w:color="D9D9D9"/>
               <w:left w:val="single" w:sz="4" w:color="D9D9D9"/>
@@ -432,7 +439,7 @@
       <w:tr>
         <w:tc>
           <w:tcPr>
-            <w:tcW w:type="dxa" w:w="1247"/>
+            <w:tcW w:type="dxa" w:w="1257"/>
             <w:tcBorders>
               <w:top w:val="single" w:sz="4" w:color="D9D9D9"/>
               <w:left w:val="single" w:sz="4" w:color="D9D9D9"/>
@@ -458,7 +465,7 @@
         </w:tc>
         <w:tc>
           <w:tcPr>
-            <w:tcW w:type="dxa" w:w="4819"/>
+            <w:tcW w:type="dxa" w:w="4855"/>
             <w:tcBorders>
               <w:top w:val="single" w:sz="4" w:color="D9D9D9"/>
               <w:left w:val="single" w:sz="4" w:color="D9D9D9"/>
@@ -484,7 +491,7 @@
         </w:tc>
         <w:tc>
           <w:tcPr>
-            <w:tcW w:type="dxa" w:w="2891"/>
+            <w:tcW w:type="dxa" w:w="2913"/>
             <w:tcBorders>
               <w:top w:val="single" w:sz="4" w:color="D9D9D9"/>
               <w:left w:val="single" w:sz="4" w:color="D9D9D9"/>
@@ -512,7 +519,7 @@
       <w:tr>
         <w:tc>
           <w:tcPr>
-            <w:tcW w:type="dxa" w:w="1247"/>
+            <w:tcW w:type="dxa" w:w="1257"/>
             <w:tcBorders>
               <w:top w:val="single" w:sz="4" w:color="D9D9D9"/>
               <w:left w:val="single" w:sz="4" w:color="D9D9D9"/>
@@ -538,7 +545,7 @@
         </w:tc>
         <w:tc>
           <w:tcPr>
-            <w:tcW w:type="dxa" w:w="4819"/>
+            <w:tcW w:type="dxa" w:w="4855"/>
             <w:tcBorders>
               <w:top w:val="single" w:sz="4" w:color="D9D9D9"/>
               <w:left w:val="single" w:sz="4" w:color="D9D9D9"/>
@@ -564,7 +571,7 @@
         </w:tc>
         <w:tc>
           <w:tcPr>
-            <w:tcW w:type="dxa" w:w="2891"/>
+            <w:tcW w:type="dxa" w:w="2913"/>
             <w:tcBorders>
               <w:top w:val="single" w:sz="4" w:color="D9D9D9"/>
               <w:left w:val="single" w:sz="4" w:color="D9D9D9"/>
@@ -593,6 +600,7 @@
     <w:p/>
     <w:p>
       <w:pPr>
+        <w:keepNext/>
         <w:spacing w:before="200" w:after="100"/>
       </w:pPr>
       <w:r>
@@ -630,9 +638,12 @@
         <w:gridCol w:w="3009"/>
       </w:tblGrid>
       <w:tr>
+        <w:trPr>
+          <w:tblHeader/>
+        </w:trPr>
         <w:tc>
           <w:tcPr>
-            <w:tcW w:type="dxa" w:w="1247"/>
+            <w:tcW w:type="dxa" w:w="1257"/>
             <w:shd w:fill="1F4E78"/>
             <w:tcBorders>
               <w:top w:val="single" w:sz="4" w:color="D9D9D9"/>
@@ -648,6 +659,7 @@
               <w:rPr>
                 <w:rFonts w:ascii="宋体" w:hAnsi="宋体" w:eastAsia="宋体"/>
                 <w:b/>
+                <w:color w:val="FFFFFF"/>
                 <w:sz w:val="21"/>
               </w:rPr>
               <w:t>层次</w:t>
@@ -656,7 +668,7 @@
         </w:tc>
         <w:tc>
           <w:tcPr>
-            <w:tcW w:type="dxa" w:w="2835"/>
+            <w:tcW w:type="dxa" w:w="2856"/>
             <w:shd w:fill="1F4E78"/>
             <w:tcBorders>
               <w:top w:val="single" w:sz="4" w:color="D9D9D9"/>
@@ -672,6 +684,7 @@
               <w:rPr>
                 <w:rFonts w:ascii="宋体" w:hAnsi="宋体" w:eastAsia="宋体"/>
                 <w:b/>
+                <w:color w:val="FFFFFF"/>
                 <w:sz w:val="21"/>
               </w:rPr>
               <w:t>组成</w:t>
@@ -680,7 +693,7 @@
         </w:tc>
         <w:tc>
           <w:tcPr>
-            <w:tcW w:type="dxa" w:w="4876"/>
+            <w:tcW w:type="dxa" w:w="4913"/>
             <w:shd w:fill="1F4E78"/>
             <w:tcBorders>
               <w:top w:val="single" w:sz="4" w:color="D9D9D9"/>
@@ -696,6 +709,7 @@
               <w:rPr>
                 <w:rFonts w:ascii="宋体" w:hAnsi="宋体" w:eastAsia="宋体"/>
                 <w:b/>
+                <w:color w:val="FFFFFF"/>
                 <w:sz w:val="21"/>
               </w:rPr>
               <w:t>责任</w:t>
@@ -706,7 +720,7 @@
       <w:tr>
         <w:tc>
           <w:tcPr>
-            <w:tcW w:type="dxa" w:w="1247"/>
+            <w:tcW w:type="dxa" w:w="1257"/>
             <w:tcBorders>
               <w:top w:val="single" w:sz="4" w:color="D9D9D9"/>
               <w:left w:val="single" w:sz="4" w:color="D9D9D9"/>
@@ -732,7 +746,7 @@
         </w:tc>
         <w:tc>
           <w:tcPr>
-            <w:tcW w:type="dxa" w:w="2835"/>
+            <w:tcW w:type="dxa" w:w="2856"/>
             <w:tcBorders>
               <w:top w:val="single" w:sz="4" w:color="D9D9D9"/>
               <w:left w:val="single" w:sz="4" w:color="D9D9D9"/>
@@ -758,7 +772,7 @@
         </w:tc>
         <w:tc>
           <w:tcPr>
-            <w:tcW w:type="dxa" w:w="4876"/>
+            <w:tcW w:type="dxa" w:w="4913"/>
             <w:tcBorders>
               <w:top w:val="single" w:sz="4" w:color="D9D9D9"/>
               <w:left w:val="single" w:sz="4" w:color="D9D9D9"/>
@@ -786,7 +800,7 @@
       <w:tr>
         <w:tc>
           <w:tcPr>
-            <w:tcW w:type="dxa" w:w="1247"/>
+            <w:tcW w:type="dxa" w:w="1257"/>
             <w:tcBorders>
               <w:top w:val="single" w:sz="4" w:color="D9D9D9"/>
               <w:left w:val="single" w:sz="4" w:color="D9D9D9"/>
@@ -812,7 +826,7 @@
         </w:tc>
         <w:tc>
           <w:tcPr>
-            <w:tcW w:type="dxa" w:w="2835"/>
+            <w:tcW w:type="dxa" w:w="2856"/>
             <w:tcBorders>
               <w:top w:val="single" w:sz="4" w:color="D9D9D9"/>
               <w:left w:val="single" w:sz="4" w:color="D9D9D9"/>
@@ -838,7 +852,7 @@
         </w:tc>
         <w:tc>
           <w:tcPr>
-            <w:tcW w:type="dxa" w:w="4876"/>
+            <w:tcW w:type="dxa" w:w="4913"/>
             <w:tcBorders>
               <w:top w:val="single" w:sz="4" w:color="D9D9D9"/>
               <w:left w:val="single" w:sz="4" w:color="D9D9D9"/>
@@ -866,7 +880,7 @@
       <w:tr>
         <w:tc>
           <w:tcPr>
-            <w:tcW w:type="dxa" w:w="1247"/>
+            <w:tcW w:type="dxa" w:w="1257"/>
             <w:tcBorders>
               <w:top w:val="single" w:sz="4" w:color="D9D9D9"/>
               <w:left w:val="single" w:sz="4" w:color="D9D9D9"/>
@@ -892,7 +906,7 @@
         </w:tc>
         <w:tc>
           <w:tcPr>
-            <w:tcW w:type="dxa" w:w="2835"/>
+            <w:tcW w:type="dxa" w:w="2856"/>
             <w:tcBorders>
               <w:top w:val="single" w:sz="4" w:color="D9D9D9"/>
               <w:left w:val="single" w:sz="4" w:color="D9D9D9"/>
@@ -918,7 +932,7 @@
         </w:tc>
         <w:tc>
           <w:tcPr>
-            <w:tcW w:type="dxa" w:w="4876"/>
+            <w:tcW w:type="dxa" w:w="4913"/>
             <w:tcBorders>
               <w:top w:val="single" w:sz="4" w:color="D9D9D9"/>
               <w:left w:val="single" w:sz="4" w:color="D9D9D9"/>
@@ -946,7 +960,7 @@
       <w:tr>
         <w:tc>
           <w:tcPr>
-            <w:tcW w:type="dxa" w:w="1247"/>
+            <w:tcW w:type="dxa" w:w="1257"/>
             <w:tcBorders>
               <w:top w:val="single" w:sz="4" w:color="D9D9D9"/>
               <w:left w:val="single" w:sz="4" w:color="D9D9D9"/>
@@ -972,7 +986,7 @@
         </w:tc>
         <w:tc>
           <w:tcPr>
-            <w:tcW w:type="dxa" w:w="2835"/>
+            <w:tcW w:type="dxa" w:w="2856"/>
             <w:tcBorders>
               <w:top w:val="single" w:sz="4" w:color="D9D9D9"/>
               <w:left w:val="single" w:sz="4" w:color="D9D9D9"/>
@@ -998,7 +1012,7 @@
         </w:tc>
         <w:tc>
           <w:tcPr>
-            <w:tcW w:type="dxa" w:w="4876"/>
+            <w:tcW w:type="dxa" w:w="4913"/>
             <w:tcBorders>
               <w:top w:val="single" w:sz="4" w:color="D9D9D9"/>
               <w:left w:val="single" w:sz="4" w:color="D9D9D9"/>
@@ -1026,7 +1040,7 @@
       <w:tr>
         <w:tc>
           <w:tcPr>
-            <w:tcW w:type="dxa" w:w="1247"/>
+            <w:tcW w:type="dxa" w:w="1257"/>
             <w:tcBorders>
               <w:top w:val="single" w:sz="4" w:color="D9D9D9"/>
               <w:left w:val="single" w:sz="4" w:color="D9D9D9"/>
@@ -1052,7 +1066,7 @@
         </w:tc>
         <w:tc>
           <w:tcPr>
-            <w:tcW w:type="dxa" w:w="2835"/>
+            <w:tcW w:type="dxa" w:w="2856"/>
             <w:tcBorders>
               <w:top w:val="single" w:sz="4" w:color="D9D9D9"/>
               <w:left w:val="single" w:sz="4" w:color="D9D9D9"/>
@@ -1078,7 +1092,7 @@
         </w:tc>
         <w:tc>
           <w:tcPr>
-            <w:tcW w:type="dxa" w:w="4876"/>
+            <w:tcW w:type="dxa" w:w="4913"/>
             <w:tcBorders>
               <w:top w:val="single" w:sz="4" w:color="D9D9D9"/>
               <w:left w:val="single" w:sz="4" w:color="D9D9D9"/>
@@ -1107,6 +1121,7 @@
     <w:p/>
     <w:p>
       <w:pPr>
+        <w:keepNext/>
         <w:spacing w:before="200" w:after="100"/>
       </w:pPr>
       <w:r>
@@ -1148,6 +1163,7 @@
     </w:p>
     <w:p>
       <w:pPr>
+        <w:keepNext/>
         <w:spacing w:before="200" w:after="100"/>
       </w:pPr>
       <w:r>
@@ -1171,9 +1187,12 @@
         <w:gridCol w:w="3009"/>
       </w:tblGrid>
       <w:tr>
+        <w:trPr>
+          <w:tblHeader/>
+        </w:trPr>
         <w:tc>
           <w:tcPr>
-            <w:tcW w:type="dxa" w:w="1701"/>
+            <w:tcW w:type="dxa" w:w="1714"/>
             <w:shd w:fill="1F4E78"/>
             <w:tcBorders>
               <w:top w:val="single" w:sz="4" w:color="D9D9D9"/>
@@ -1189,6 +1208,7 @@
               <w:rPr>
                 <w:rFonts w:ascii="宋体" w:hAnsi="宋体" w:eastAsia="宋体"/>
                 <w:b/>
+                <w:color w:val="FFFFFF"/>
                 <w:sz w:val="21"/>
               </w:rPr>
               <w:t>技术</w:t>
@@ -1197,7 +1217,7 @@
         </w:tc>
         <w:tc>
           <w:tcPr>
-            <w:tcW w:type="dxa" w:w="3288"/>
+            <w:tcW w:type="dxa" w:w="3313"/>
             <w:shd w:fill="1F4E78"/>
             <w:tcBorders>
               <w:top w:val="single" w:sz="4" w:color="D9D9D9"/>
@@ -1213,6 +1233,7 @@
               <w:rPr>
                 <w:rFonts w:ascii="宋体" w:hAnsi="宋体" w:eastAsia="宋体"/>
                 <w:b/>
+                <w:color w:val="FFFFFF"/>
                 <w:sz w:val="21"/>
               </w:rPr>
               <w:t>选型依据</w:t>
@@ -1221,7 +1242,7 @@
         </w:tc>
         <w:tc>
           <w:tcPr>
-            <w:tcW w:type="dxa" w:w="3969"/>
+            <w:tcW w:type="dxa" w:w="3999"/>
             <w:shd w:fill="1F4E78"/>
             <w:tcBorders>
               <w:top w:val="single" w:sz="4" w:color="D9D9D9"/>
@@ -1237,6 +1258,7 @@
               <w:rPr>
                 <w:rFonts w:ascii="宋体" w:hAnsi="宋体" w:eastAsia="宋体"/>
                 <w:b/>
+                <w:color w:val="FFFFFF"/>
                 <w:sz w:val="21"/>
               </w:rPr>
               <w:t>实际用途</w:t>
@@ -1247,7 +1269,7 @@
       <w:tr>
         <w:tc>
           <w:tcPr>
-            <w:tcW w:type="dxa" w:w="1701"/>
+            <w:tcW w:type="dxa" w:w="1714"/>
             <w:tcBorders>
               <w:top w:val="single" w:sz="4" w:color="D9D9D9"/>
               <w:left w:val="single" w:sz="4" w:color="D9D9D9"/>
@@ -1273,7 +1295,7 @@
         </w:tc>
         <w:tc>
           <w:tcPr>
-            <w:tcW w:type="dxa" w:w="3288"/>
+            <w:tcW w:type="dxa" w:w="3313"/>
             <w:tcBorders>
               <w:top w:val="single" w:sz="4" w:color="D9D9D9"/>
               <w:left w:val="single" w:sz="4" w:color="D9D9D9"/>
@@ -1299,7 +1321,7 @@
         </w:tc>
         <w:tc>
           <w:tcPr>
-            <w:tcW w:type="dxa" w:w="3969"/>
+            <w:tcW w:type="dxa" w:w="3999"/>
             <w:tcBorders>
               <w:top w:val="single" w:sz="4" w:color="D9D9D9"/>
               <w:left w:val="single" w:sz="4" w:color="D9D9D9"/>
@@ -1327,7 +1349,7 @@
       <w:tr>
         <w:tc>
           <w:tcPr>
-            <w:tcW w:type="dxa" w:w="1701"/>
+            <w:tcW w:type="dxa" w:w="1714"/>
             <w:tcBorders>
               <w:top w:val="single" w:sz="4" w:color="D9D9D9"/>
               <w:left w:val="single" w:sz="4" w:color="D9D9D9"/>
@@ -1353,7 +1375,7 @@
         </w:tc>
         <w:tc>
           <w:tcPr>
-            <w:tcW w:type="dxa" w:w="3288"/>
+            <w:tcW w:type="dxa" w:w="3313"/>
             <w:tcBorders>
               <w:top w:val="single" w:sz="4" w:color="D9D9D9"/>
               <w:left w:val="single" w:sz="4" w:color="D9D9D9"/>
@@ -1379,7 +1401,7 @@
         </w:tc>
         <w:tc>
           <w:tcPr>
-            <w:tcW w:type="dxa" w:w="3969"/>
+            <w:tcW w:type="dxa" w:w="3999"/>
             <w:tcBorders>
               <w:top w:val="single" w:sz="4" w:color="D9D9D9"/>
               <w:left w:val="single" w:sz="4" w:color="D9D9D9"/>
@@ -1407,7 +1429,7 @@
       <w:tr>
         <w:tc>
           <w:tcPr>
-            <w:tcW w:type="dxa" w:w="1701"/>
+            <w:tcW w:type="dxa" w:w="1714"/>
             <w:tcBorders>
               <w:top w:val="single" w:sz="4" w:color="D9D9D9"/>
               <w:left w:val="single" w:sz="4" w:color="D9D9D9"/>
@@ -1433,7 +1455,7 @@
         </w:tc>
         <w:tc>
           <w:tcPr>
-            <w:tcW w:type="dxa" w:w="3288"/>
+            <w:tcW w:type="dxa" w:w="3313"/>
             <w:tcBorders>
               <w:top w:val="single" w:sz="4" w:color="D9D9D9"/>
               <w:left w:val="single" w:sz="4" w:color="D9D9D9"/>
@@ -1459,7 +1481,7 @@
         </w:tc>
         <w:tc>
           <w:tcPr>
-            <w:tcW w:type="dxa" w:w="3969"/>
+            <w:tcW w:type="dxa" w:w="3999"/>
             <w:tcBorders>
               <w:top w:val="single" w:sz="4" w:color="D9D9D9"/>
               <w:left w:val="single" w:sz="4" w:color="D9D9D9"/>
@@ -1487,7 +1509,7 @@
       <w:tr>
         <w:tc>
           <w:tcPr>
-            <w:tcW w:type="dxa" w:w="1701"/>
+            <w:tcW w:type="dxa" w:w="1714"/>
             <w:tcBorders>
               <w:top w:val="single" w:sz="4" w:color="D9D9D9"/>
               <w:left w:val="single" w:sz="4" w:color="D9D9D9"/>
@@ -1513,7 +1535,7 @@
         </w:tc>
         <w:tc>
           <w:tcPr>
-            <w:tcW w:type="dxa" w:w="3288"/>
+            <w:tcW w:type="dxa" w:w="3313"/>
             <w:tcBorders>
               <w:top w:val="single" w:sz="4" w:color="D9D9D9"/>
               <w:left w:val="single" w:sz="4" w:color="D9D9D9"/>
@@ -1539,7 +1561,7 @@
         </w:tc>
         <w:tc>
           <w:tcPr>
-            <w:tcW w:type="dxa" w:w="3969"/>
+            <w:tcW w:type="dxa" w:w="3999"/>
             <w:tcBorders>
               <w:top w:val="single" w:sz="4" w:color="D9D9D9"/>
               <w:left w:val="single" w:sz="4" w:color="D9D9D9"/>
@@ -1567,7 +1589,7 @@
       <w:tr>
         <w:tc>
           <w:tcPr>
-            <w:tcW w:type="dxa" w:w="1701"/>
+            <w:tcW w:type="dxa" w:w="1714"/>
             <w:tcBorders>
               <w:top w:val="single" w:sz="4" w:color="D9D9D9"/>
               <w:left w:val="single" w:sz="4" w:color="D9D9D9"/>
@@ -1593,7 +1615,7 @@
         </w:tc>
         <w:tc>
           <w:tcPr>
-            <w:tcW w:type="dxa" w:w="3288"/>
+            <w:tcW w:type="dxa" w:w="3313"/>
             <w:tcBorders>
               <w:top w:val="single" w:sz="4" w:color="D9D9D9"/>
               <w:left w:val="single" w:sz="4" w:color="D9D9D9"/>
@@ -1619,7 +1641,7 @@
         </w:tc>
         <w:tc>
           <w:tcPr>
-            <w:tcW w:type="dxa" w:w="3969"/>
+            <w:tcW w:type="dxa" w:w="3999"/>
             <w:tcBorders>
               <w:top w:val="single" w:sz="4" w:color="D9D9D9"/>
               <w:left w:val="single" w:sz="4" w:color="D9D9D9"/>
@@ -1647,7 +1669,7 @@
       <w:tr>
         <w:tc>
           <w:tcPr>
-            <w:tcW w:type="dxa" w:w="1701"/>
+            <w:tcW w:type="dxa" w:w="1714"/>
             <w:tcBorders>
               <w:top w:val="single" w:sz="4" w:color="D9D9D9"/>
               <w:left w:val="single" w:sz="4" w:color="D9D9D9"/>
@@ -1673,7 +1695,7 @@
         </w:tc>
         <w:tc>
           <w:tcPr>
-            <w:tcW w:type="dxa" w:w="3288"/>
+            <w:tcW w:type="dxa" w:w="3313"/>
             <w:tcBorders>
               <w:top w:val="single" w:sz="4" w:color="D9D9D9"/>
               <w:left w:val="single" w:sz="4" w:color="D9D9D9"/>
@@ -1699,7 +1721,7 @@
         </w:tc>
         <w:tc>
           <w:tcPr>
-            <w:tcW w:type="dxa" w:w="3969"/>
+            <w:tcW w:type="dxa" w:w="3999"/>
             <w:tcBorders>
               <w:top w:val="single" w:sz="4" w:color="D9D9D9"/>
               <w:left w:val="single" w:sz="4" w:color="D9D9D9"/>
@@ -1742,6 +1764,7 @@
     </w:p>
     <w:p>
       <w:pPr>
+        <w:keepNext/>
         <w:spacing w:before="200" w:after="100"/>
       </w:pPr>
       <w:r>
@@ -1769,6 +1792,8 @@
     </w:p>
     <w:p>
       <w:pPr>
+        <w:keepNext/>
+        <w:pageBreakBefore/>
         <w:spacing w:before="200" w:after="100"/>
       </w:pPr>
       <w:r>
@@ -1790,7 +1815,7 @@
           <w:b w:val="0"/>
           <w:sz w:val="24"/>
         </w:rPr>
-        <w:t>[1] P. Liu et al. ODIR 5K Ocular Disease Intelligent Recognition Dataset. arXiv:2004.11419, 2020.</w:t>
+        <w:t>[1] ODIR-2019. Dataset ODIR-5K [EB/OL]. https://odir2019.grand-challenge.org/dataset/, accessed 2026-10-14. 数据集说明页面，不计作核心研究论文。</w:t>
       </w:r>
     </w:p>
     <w:p>
@@ -1803,7 +1828,7 @@
           <w:b w:val="0"/>
           <w:sz w:val="24"/>
         </w:rPr>
-        <w:t>[2] T. Y. Wong et al. Artificial intelligence and deep learning in ophthalmology. British Journal of Ophthalmology, 2019.</w:t>
+        <w:t>[2] D. S. W. Ting et al. Artificial intelligence and deep learning in ophthalmology. British Journal of Ophthalmology, 2019, 103(2): 167-175. doi:10.1136/bjophthalmol-2018-313173.</w:t>
       </w:r>
     </w:p>
     <w:p>
@@ -1855,7 +1880,7 @@
           <w:b w:val="0"/>
           <w:sz w:val="24"/>
         </w:rPr>
-        <w:t>[6] Z. Lv et al. AKConv Convolutional Kernel with Arbitrary Sampled Shapes and Arbitrary Number of Parameters. arXiv:2309.13855, 2023.</w:t>
+        <w:t>[6] X. Zhang et al. AKConv: Convolutional Kernel with Arbitrary Sampled Shapes and Arbitrary Number of Parameters. arXiv:2311.11587v2, 2023. https://arxiv.org/abs/2311.11587v2.</w:t>
       </w:r>
     </w:p>
     <w:p>
@@ -1895,6 +1920,19 @@
           <w:sz w:val="24"/>
         </w:rPr>
         <w:t>[9] DeepSeek-AI. DeepSeek V3 Technical Report. arXiv:2412.19437, 2024.</w:t>
+      </w:r>
+    </w:p>
+    <w:p>
+      <w:pPr>
+        <w:spacing w:line="360" w:lineRule="auto" w:after="80"/>
+      </w:pPr>
+      <w:r>
+        <w:rPr>
+          <w:rFonts w:ascii="宋体" w:hAnsi="宋体" w:eastAsia="宋体"/>
+          <w:b w:val="0"/>
+          <w:sz w:val="24"/>
+        </w:rPr>
+        <w:t>[10] Y. Zhou et al. A foundation model for generalizable disease detection from retinal images. Nature, 2023, 622: 156-163. doi:10.1038/s41586-023-06555-x.</w:t>
       </w:r>
     </w:p>
     <w:sectPr>

--- a/deliverables/course_design/技术方案设计报告.docx
+++ b/deliverables/course_design/技术方案设计报告.docx
@@ -79,6 +79,7 @@
     </w:p>
     <w:p>
       <w:pPr>
+        <w:pStyle w:val="Heading1"/>
         <w:keepNext/>
         <w:spacing w:before="200" w:after="100"/>
       </w:pPr>
@@ -600,6 +601,7 @@
     <w:p/>
     <w:p>
       <w:pPr>
+        <w:pStyle w:val="Heading1"/>
         <w:keepNext/>
         <w:spacing w:before="200" w:after="100"/>
       </w:pPr>
@@ -1121,6 +1123,7 @@
     <w:p/>
     <w:p>
       <w:pPr>
+        <w:pStyle w:val="Heading1"/>
         <w:keepNext/>
         <w:spacing w:before="200" w:after="100"/>
       </w:pPr>
@@ -1163,6 +1166,7 @@
     </w:p>
     <w:p>
       <w:pPr>
+        <w:pStyle w:val="Heading1"/>
         <w:keepNext/>
         <w:spacing w:before="200" w:after="100"/>
       </w:pPr>
@@ -1764,6 +1768,7 @@
     </w:p>
     <w:p>
       <w:pPr>
+        <w:pStyle w:val="Heading1"/>
         <w:keepNext/>
         <w:spacing w:before="200" w:after="100"/>
       </w:pPr>
@@ -1963,6 +1968,50 @@
       <w:t>眼科图像分类辅助诊断系统</w:t>
     </w:r>
   </w:p>
+  <w:p>
+    <w:pPr>
+      <w:jc w:val="center"/>
+      <w:rPr>
+        <w:sz w:val="21"/>
+        <w:szCs w:val="21"/>
+      </w:rPr>
+    </w:pPr>
+    <w:r>
+      <w:rPr>
+        <w:sz w:val="21"/>
+        <w:szCs w:val="21"/>
+      </w:rPr>
+      <w:fldChar w:fldCharType="begin"/>
+    </w:r>
+    <w:r>
+      <w:rPr>
+        <w:sz w:val="21"/>
+        <w:szCs w:val="21"/>
+      </w:rPr>
+      <w:instrText xml:space="preserve"> PAGE </w:instrText>
+    </w:r>
+    <w:r>
+      <w:rPr>
+        <w:sz w:val="21"/>
+        <w:szCs w:val="21"/>
+      </w:rPr>
+      <w:fldChar w:fldCharType="separate"/>
+    </w:r>
+    <w:r>
+      <w:rPr>
+        <w:sz w:val="21"/>
+        <w:szCs w:val="21"/>
+      </w:rPr>
+      <w:t>1</w:t>
+    </w:r>
+    <w:r>
+      <w:rPr>
+        <w:sz w:val="21"/>
+        <w:szCs w:val="21"/>
+      </w:rPr>
+      <w:fldChar w:fldCharType="end"/>
+    </w:r>
+  </w:p>
 </w:ftr>
 </file>
 
@@ -2412,12 +2461,11 @@
       <w:outlineLvl w:val="0"/>
     </w:pPr>
     <w:rPr>
-      <w:rFonts w:asciiTheme="majorHAnsi" w:eastAsiaTheme="majorEastAsia" w:hAnsiTheme="majorHAnsi" w:cstheme="majorBidi"/>
+      <w:rFonts w:ascii="Times New Roman" w:hAnsi="Times New Roman" w:eastAsia="宋体" w:cs="Times New Roman"/>
       <w:b/>
-      <w:bCs/>
-      <w:color w:val="365F91" w:themeColor="accent1" w:themeShade="BF"/>
-      <w:sz w:val="28"/>
-      <w:szCs w:val="28"/>
+      <w:color w:val="000000"/>
+      <w:sz w:val="32"/>
+      <w:szCs w:val="32"/>
     </w:rPr>
   </w:style>
   <w:style w:type="paragraph" w:styleId="Heading2">
@@ -2436,12 +2484,11 @@
       <w:outlineLvl w:val="1"/>
     </w:pPr>
     <w:rPr>
-      <w:rFonts w:asciiTheme="majorHAnsi" w:eastAsiaTheme="majorEastAsia" w:hAnsiTheme="majorHAnsi" w:cstheme="majorBidi"/>
+      <w:rFonts w:ascii="Times New Roman" w:hAnsi="Times New Roman" w:eastAsia="宋体" w:cs="Times New Roman"/>
       <w:b/>
-      <w:bCs/>
-      <w:color w:val="4F81BD" w:themeColor="accent1"/>
-      <w:sz w:val="26"/>
-      <w:szCs w:val="26"/>
+      <w:color w:val="000000"/>
+      <w:sz w:val="28"/>
+      <w:szCs w:val="28"/>
     </w:rPr>
   </w:style>
   <w:style w:type="paragraph" w:styleId="Heading3">
@@ -2460,10 +2507,11 @@
       <w:outlineLvl w:val="2"/>
     </w:pPr>
     <w:rPr>
-      <w:rFonts w:asciiTheme="majorHAnsi" w:eastAsiaTheme="majorEastAsia" w:hAnsiTheme="majorHAnsi" w:cstheme="majorBidi"/>
+      <w:rFonts w:ascii="Times New Roman" w:hAnsi="Times New Roman" w:eastAsia="宋体" w:cs="Times New Roman"/>
       <w:b/>
-      <w:bCs/>
-      <w:color w:val="4F81BD" w:themeColor="accent1"/>
+      <w:color w:val="000000"/>
+      <w:sz w:val="24"/>
+      <w:szCs w:val="24"/>
     </w:rPr>
   </w:style>
   <w:style w:type="paragraph" w:styleId="Heading4">

--- a/deliverables/course_design/技术方案设计报告.docx
+++ b/deliverables/course_design/技术方案设计报告.docx
@@ -601,6 +601,48 @@
     <w:p/>
     <w:p>
       <w:pPr>
+        <w:spacing w:line="360" w:lineRule="auto" w:after="80"/>
+        <w:ind w:firstLine="420"/>
+      </w:pPr>
+      <w:r>
+        <w:rPr>
+          <w:rFonts w:ascii="宋体" w:hAnsi="宋体" w:eastAsia="宋体"/>
+          <w:b w:val="0"/>
+          <w:sz w:val="24"/>
+        </w:rPr>
+        <w:t xml:space="preserve">功能需求按使用者角色拆开看更清楚。普通使用者需要的是四件事：导入一张或多张眼底图像、看到分类结果与八类概率、查看并筛选历史判读记录、以及就当前结果向系统提问。系统层面还需要支持批量处理，因为一次筛查往往涉及多张图像；需要历史导出，便于使用者整理归档；需要失败可见，即图像无法处理时要明确告知原因而不是静默跳过，这一点在批量场景下尤其重要。</w:t>
+      </w:r>
+    </w:p>
+    <w:p>
+      <w:pPr>
+        <w:spacing w:line="360" w:lineRule="auto" w:after="80"/>
+        <w:ind w:firstLine="420"/>
+      </w:pPr>
+      <w:r>
+        <w:rPr>
+          <w:rFonts w:ascii="宋体" w:hAnsi="宋体" w:eastAsia="宋体"/>
+          <w:b w:val="0"/>
+          <w:sz w:val="24"/>
+        </w:rPr>
+        <w:t xml:space="preserve">非功能需求的约束主要来自部署环境。服务器配置为两核 CPU、约 1.6 GB 可用内存、无 GPU，这决定了推理必须在 CPU 上完成，且并发与批量规模都要受到限制。响应时间方面，单张图像在 ONNX Runtime 上的推理在百毫秒量级，但模型加载与图像预处理同样计入端到端耗时，因此接口设计上把模型做成单例常驻内存，避免每次请求重新加载权重。可用性方面要求服务异常退出后能自动恢复，这一点由 systemd 的重启策略保证。</w:t>
+      </w:r>
+    </w:p>
+    <w:p>
+      <w:pPr>
+        <w:spacing w:line="360" w:lineRule="auto" w:after="80"/>
+        <w:ind w:firstLine="420"/>
+      </w:pPr>
+      <w:r>
+        <w:rPr>
+          <w:rFonts w:ascii="宋体" w:hAnsi="宋体" w:eastAsia="宋体"/>
+          <w:b w:val="0"/>
+          <w:sz w:val="24"/>
+        </w:rPr>
+        <w:t xml:space="preserve">应用边界写在这里是为了避免误解。系统不接受视频流或实时采集作为主要输入来源，不提供任何形式的诊断结论，不存储患者姓名、病历号等身份信息，历史记录中保留的只是文件名与判读结果。系统也不对外提供模型再训练接口，训练过程完全在线下完成。这些限制不是功能缺失，而是在医疗相关场景中必须守住的边界，它们同样写进了界面提示与接口返回说明。</w:t>
+      </w:r>
+    </w:p>
+    <w:p>
+      <w:pPr>
         <w:pStyle w:val="Heading1"/>
         <w:keepNext/>
         <w:spacing w:before="200" w:after="100"/>
@@ -1123,6 +1165,48 @@
     <w:p/>
     <w:p>
       <w:pPr>
+        <w:spacing w:line="360" w:lineRule="auto" w:after="80"/>
+        <w:ind w:firstLine="420"/>
+      </w:pPr>
+      <w:r>
+        <w:rPr>
+          <w:rFonts w:ascii="宋体" w:hAnsi="宋体" w:eastAsia="宋体"/>
+          <w:b w:val="0"/>
+          <w:sz w:val="24"/>
+        </w:rPr>
+        <w:t xml:space="preserve">系统分为四层。最底层是数据与模型层，包含数据集处理脚本、训练产物权重以及导出后的 ONNX 文件。往上是核心能力层，即核心目录下的分类封装、历史存储、大语言模型调用与凭据管理，这一层不依赖任何界面实现。再往上是呈现层，包含桌面端与网页端两套实现，它们共用核心能力层但各自处理交互逻辑。最上层是集成层，包含开发板相关的采集与语音模块，以及用于设备间图像传输的网络脚本。</w:t>
+      </w:r>
+    </w:p>
+    <w:p>
+      <w:pPr>
+        <w:spacing w:line="360" w:lineRule="auto" w:after="80"/>
+        <w:ind w:firstLine="420"/>
+      </w:pPr>
+      <w:r>
+        <w:rPr>
+          <w:rFonts w:ascii="宋体" w:hAnsi="宋体" w:eastAsia="宋体"/>
+          <w:b w:val="0"/>
+          <w:sz w:val="24"/>
+        </w:rPr>
+        <w:t xml:space="preserve">各模块的职责边界比较明确。分类模块负责把图像送入 ONNX 会话并整理出八类概率，历史模块负责 SQLite 中的记录增删查与批量分组，语言模型模块封装远端接口调用，凭据模块管理访问口令与密钥。服务端主程序只做 HTTP 编排：校验请求、调用核心层、返回结果，不承载业务逻辑。这样的划分让桌面端与网页端可以共享同一套分类与存储逻辑，也是两边预测结果能够保持一致的前提。</w:t>
+      </w:r>
+    </w:p>
+    <w:p>
+      <w:pPr>
+        <w:spacing w:line="360" w:lineRule="auto" w:after="80"/>
+        <w:ind w:firstLine="420"/>
+      </w:pPr>
+      <w:r>
+        <w:rPr>
+          <w:rFonts w:ascii="宋体" w:hAnsi="宋体" w:eastAsia="宋体"/>
+          <w:b w:val="0"/>
+          <w:sz w:val="24"/>
+        </w:rPr>
+        <w:t xml:space="preserve">双端一致是这个架构最值得说明的一点。桌面端直接加载 PyTorch 权重，网页端服务端加载 ONNX 权重，两者是不同的运行时，理论上可能给出不同结果。项目为此做了一致性验证：在二十个样本上比较桌面端与服务端的预测类别与概率，类别完全一致，最大概率偏差在百万分之一量级。这个结果说明模型导出过程没有引入显著误差，也让两套界面可以共用同一套业务说明与用户指引。</w:t>
+      </w:r>
+    </w:p>
+    <w:p>
+      <w:pPr>
         <w:pStyle w:val="Heading1"/>
         <w:keepNext/>
         <w:spacing w:before="200" w:after="100"/>
@@ -1162,6 +1246,48 @@
           <w:sz w:val="24"/>
         </w:rPr>
         <w:t>辅助建议流程为：分类结果或用户问题进入提示构造，在线服务可用时请求语言模型；不可用时返回本地参考说明。前端将来源和“辅助参考”边界一并展示。朗读优先通过服务端生成自然语音 MP3，并按文本缓存；失败时降级为浏览器本机朗读。</w:t>
+      </w:r>
+    </w:p>
+    <w:p>
+      <w:pPr>
+        <w:spacing w:line="360" w:lineRule="auto" w:after="80"/>
+        <w:ind w:firstLine="420"/>
+      </w:pPr>
+      <w:r>
+        <w:rPr>
+          <w:rFonts w:ascii="宋体" w:hAnsi="宋体" w:eastAsia="宋体"/>
+          <w:b w:val="0"/>
+          <w:sz w:val="24"/>
+        </w:rPr>
+        <w:t xml:space="preserve">单张图像的处理链路是：用户在界面选择文件，前端校验类型与体积后通过 multipart 表单提交；服务端读取字节流，先做内容类型与大小校验，再交给分类器；分类器将图像缩放并中心裁剪到 512×512，归一化后送入 ONNX 会话，得到八类输出并整理成概率分布；结果连同概率分布、模型信息与批次号写入数据库，同时把原始字节另存到上传目录，最后把结果返回前端。前端渲染概率条，并在用户提问时把当前类别与置信度一并提交给问答接口。</w:t>
+      </w:r>
+    </w:p>
+    <w:p>
+      <w:pPr>
+        <w:spacing w:line="360" w:lineRule="auto" w:after="80"/>
+        <w:ind w:firstLine="420"/>
+      </w:pPr>
+      <w:r>
+        <w:rPr>
+          <w:rFonts w:ascii="宋体" w:hAnsi="宋体" w:eastAsia="宋体"/>
+          <w:b w:val="0"/>
+          <w:sz w:val="24"/>
+        </w:rPr>
+        <w:t xml:space="preserve">批量处理在链路前端多了一步拆分。服务器内存不足以支撑一次处理过多图像，因此服务端把批量上限设为十张，前端在提交前按十张一组自动切分，每组生成独立批次号。这样做的好处是单组失败不影响其他组，代价是用户界面上会出现多个批次号，这是内存约束的直接结果而非功能缺陷。每一条记录仍然单独入库，可以单独查看详情、单独删除，删除时对应的留存图像文件也会一并清理。</w:t>
+      </w:r>
+    </w:p>
+    <w:p>
+      <w:pPr>
+        <w:spacing w:line="360" w:lineRule="auto" w:after="80"/>
+        <w:ind w:firstLine="420"/>
+      </w:pPr>
+      <w:r>
+        <w:rPr>
+          <w:rFonts w:ascii="宋体" w:hAnsi="宋体" w:eastAsia="宋体"/>
+          <w:b w:val="0"/>
+          <w:sz w:val="24"/>
+        </w:rPr>
+        <w:t xml:space="preserve">问答流程与分类流程是分开的。用户提问时，前端携带当前图像判读出的类别与置信度，服务端把这些信息拼进提示词上下文，再调用大语言模型。这样做的原因是没有上下文的提问会得到泛泛而谈的回答，而带上具体类别后，生成的说明能对应到本次判读。语言模型的输出与分类结果在界面上分区域显示，避免使用者把计算结果与文字生成结果混为一谈。</w:t>
       </w:r>
     </w:p>
     <w:p>
@@ -1768,6 +1894,48 @@
     </w:p>
     <w:p>
       <w:pPr>
+        <w:spacing w:line="360" w:lineRule="auto" w:after="80"/>
+        <w:ind w:firstLine="420"/>
+      </w:pPr>
+      <w:r>
+        <w:rPr>
+          <w:rFonts w:ascii="宋体" w:hAnsi="宋体" w:eastAsia="宋体"/>
+          <w:b w:val="0"/>
+          <w:sz w:val="24"/>
+        </w:rPr>
+        <w:t xml:space="preserve">选型上最关键的三个决定是：分类框架用 Ultralytics YOLO、服务端用 FastAPI、推理运行时用 ONNX Runtime。选 YOLO 分类框架不是因为它是最好的分类模型，而是因为训练配置、数据加载、指标计算与导出工具都是现成的，课程周期内可以把时间花在数据审计和部署验证上。FastAPI 的选择理由是它对 multipart 上传与异步处理的原生支持，以及自动生成的接口文档。ONNX Runtime 则是为部署环境准备的，服务器没有 GPU，它在 CPU 上的推理效率优于直接用 PyTorch 推理，依赖体积也更小，对内存紧张的机器更友好。</w:t>
+      </w:r>
+    </w:p>
+    <w:p>
+      <w:pPr>
+        <w:spacing w:line="360" w:lineRule="auto" w:after="80"/>
+        <w:ind w:firstLine="420"/>
+      </w:pPr>
+      <w:r>
+        <w:rPr>
+          <w:rFonts w:ascii="宋体" w:hAnsi="宋体" w:eastAsia="宋体"/>
+          <w:b w:val="0"/>
+          <w:sz w:val="24"/>
+        </w:rPr>
+        <w:t xml:space="preserve">持久化采用 SQLite 而不是独立数据库服务，原因是数据量小、写入频率低、且不需要多实例并发访问。SQLite 以单文件形式存在，备份和迁移都只需要复制文件，这对需要长期留存的判读记录来说很实用。历史记录表除基本字段外，还保存完整概率分布的 JSON 文本与模型信息，这样即使日后更换模型，也能回溯某条记录是由哪个权重产生的。本轮迭代还补充了图像留存字段，用于支持历史记录的原图复盘。</w:t>
+      </w:r>
+    </w:p>
+    <w:p>
+      <w:pPr>
+        <w:spacing w:line="360" w:lineRule="auto" w:after="80"/>
+        <w:ind w:firstLine="420"/>
+      </w:pPr>
+      <w:r>
+        <w:rPr>
+          <w:rFonts w:ascii="宋体" w:hAnsi="宋体" w:eastAsia="宋体"/>
+          <w:b w:val="0"/>
+          <w:sz w:val="24"/>
+        </w:rPr>
+        <w:t xml:space="preserve">服务端共提供十四个 HTTP 接口。认证相关三个：登录、登出与访问状态查询。系统状态一个：健康检查，返回模型加载状态、权重路径、输入尺寸与类别映射。分类相关两个：单图预测与批量预测。问答相关两个：对话与语音合成。配置一个：设置大语言模型密钥。历史相关五个：历史列表查询、按批次查询、批次列表、单条删除，以及单条记录的原图回看。原图回看接口按记录号取出分类时另存的图像，并对文件名做安全处理，防止路径穿越。</w:t>
+      </w:r>
+    </w:p>
+    <w:p>
+      <w:pPr>
         <w:pStyle w:val="Heading1"/>
         <w:keepNext/>
         <w:spacing w:before="200" w:after="100"/>
@@ -1793,6 +1961,48 @@
           <w:sz w:val="24"/>
         </w:rPr>
         <w:t>服务器部署使用 ONNX 模型、requirements-server.txt 和 systemd 服务。服务器端已完成部署与运行；公网域名链路仍应以部署后健康接口和真实页面访问结果为准。开发板功能保留接口说明，但本项目验收时没有开发板，报告中标记为未实机验收。</w:t>
+      </w:r>
+    </w:p>
+    <w:p>
+      <w:pPr>
+        <w:spacing w:line="360" w:lineRule="auto" w:after="80"/>
+        <w:ind w:firstLine="420"/>
+      </w:pPr>
+      <w:r>
+        <w:rPr>
+          <w:rFonts w:ascii="宋体" w:hAnsi="宋体" w:eastAsia="宋体"/>
+          <w:b w:val="0"/>
+          <w:sz w:val="24"/>
+        </w:rPr>
+        <w:t xml:space="preserve">部署形态是一台阿里云轻量应用服务器，操作系统 Ubuntu 22.04，两核 CPU，约 1.6 GB 可用内存，无 GPU。服务以 uvicorn 运行 FastAPI 应用，由 systemd 托管并设置为异常退出后自动重启。由于内存紧张，部署时额外配置了交换分区，避免批量处理时的内存尖峰导致进程被系统终止。模型以 ONNX 格式随包部署，服务启动时一次性加载到内存并保持常驻，后续请求不再重复加载。</w:t>
+      </w:r>
+    </w:p>
+    <w:p>
+      <w:pPr>
+        <w:spacing w:line="360" w:lineRule="auto" w:after="80"/>
+        <w:ind w:firstLine="420"/>
+      </w:pPr>
+      <w:r>
+        <w:rPr>
+          <w:rFonts w:ascii="宋体" w:hAnsi="宋体" w:eastAsia="宋体"/>
+          <w:b w:val="0"/>
+          <w:sz w:val="24"/>
+        </w:rPr>
+        <w:t xml:space="preserve">资源限制是这台机器上最需要小心的地方。批量上限设为十张，前端按此切分；单张上传有体积上限；分类器关闭了 ONNX Runtime 的内存池复用，以降低长时间运行下的内存碎片风险。服务还设置了全局异常处理，任何未捕获异常都会被转成结构化的 JSON 错误响应，而不是返回空响应。这一点在实践中很重要，因为空响应会让前端解析失败并给出难以理解的错误提示，使用者无法判断是网络问题还是服务问题。</w:t>
+      </w:r>
+    </w:p>
+    <w:p>
+      <w:pPr>
+        <w:spacing w:line="360" w:lineRule="auto" w:after="80"/>
+        <w:ind w:firstLine="420"/>
+      </w:pPr>
+      <w:r>
+        <w:rPr>
+          <w:rFonts w:ascii="宋体" w:hAnsi="宋体" w:eastAsia="宋体"/>
+          <w:b w:val="0"/>
+          <w:sz w:val="24"/>
+        </w:rPr>
+        <w:t xml:space="preserve">部署后的验证包括三部分。健康检查接口确认模型加载、类别映射与历史库可用；端到端冒烟确认上传、分类、入库与历史查询链路通畅；一致性验证确认服务端与桌面端结果一致。需要如实说明的是，摄像头采集、麦克风语音识别与语音合成这几项依赖具体硬件的功能，尚未在服务器环境完成完整的实机验证，本报告不作通过结论，相关验证留待有硬件条件时补充。</w:t>
       </w:r>
     </w:p>
     <w:p>

--- a/deliverables/course_design/技术方案设计报告.docx
+++ b/deliverables/course_design/技术方案设计报告.docx
@@ -1202,7 +1202,61 @@
           <w:b w:val="0"/>
           <w:sz w:val="24"/>
         </w:rPr>
-        <w:t xml:space="preserve">双端一致是这个架构最值得说明的一点。桌面端直接加载 PyTorch 权重，网页端服务端加载 ONNX 权重，两者是不同的运行时，理论上可能给出不同结果。项目为此做了一致性验证：在二十个样本上比较桌面端与服务端的预测类别与概率，类别完全一致，最大概率偏差在百万分之一量级。这个结果说明模型导出过程没有引入显著误差，也让两套界面可以共用同一套业务说明与用户指引。</w:t>
+        <w:t xml:space="preserve">
+          双端一致是这个架构最值得说明的一点。桌面端直接加载 PyTorch 权重，网页端服务端加载 ONNX 权重，两者是不同的运行时，理论上可能给出不同结果。项目为此做了一致性验证：在二十个样本上比较桌面端与服务端的预测类别与概率，类别完全一致，最大概率偏差在百万分之一量级。这个结果说明模型导出过程没有引入显著误差，也让两套界面可以共用同一套业务说明与用户指引。
+          <w:p>
+            <w:pPr>
+              <w:jc w:val="center"/>
+            </w:pPr>
+            <w:r>
+              <w:drawing>
+                <wp:inline xmlns:a="http://schemas.openxmlformats.org/drawingml/2006/main" xmlns:pic="http://schemas.openxmlformats.org/drawingml/2006/picture">
+                  <wp:extent cx="5328000" cy="3600000"/>
+                  <wp:docPr id="1" name="Picture 1"/>
+                  <wp:cNvGraphicFramePr>
+                    <a:graphicFrameLocks noChangeAspect="1"/>
+                  </wp:cNvGraphicFramePr>
+                  <a:graphic>
+                    <a:graphicData uri="http://schemas.openxmlformats.org/drawingml/2006/picture/..">
+                      <pic:pic>
+                        <pic:nvPicPr>
+                          <pic:cNvPr id="0" name="arch_layers.png"/>
+                          <pic:cNvPicPr/>
+                        </pic:nvPicPr>
+                        <pic:blipFill>
+                          <a:blip r:embed="rId11"/>
+                          <a:stretch>
+                            <a:fillRect/>
+                          </a:stretch>
+                        </pic:blipFill>
+                        <pic:spPr>
+                          <a:xfrm>
+                            <a:off x="0" y="0"/>
+                            <a:ext cx="5328000" cy="3600000"/>
+                          </a:xfrm>
+                          <a:prstGeom prst="rect"/>
+                        </pic:spPr>
+                      </pic:pic>
+                    </a:graphicData>
+                  </a:graphic>
+                </wp:inline>
+              </w:drawing>
+            </w:r>
+          </w:p>
+          <w:p>
+            <w:pPr>
+              <w:jc w:val="center"/>
+            </w:pPr>
+            <w:r>
+              <w:rPr>
+                <w:rFonts w:ascii="宋体" w:hAnsi="宋体" w:eastAsia="宋体"/>
+                <w:b w:val="0"/>
+                <w:sz w:val="21"/>
+              </w:rPr>
+              <w:t>图1 系统总体架构分层设计</w:t>
+            </w:r>
+          </w:p>
+        </w:t>
       </w:r>
     </w:p>
     <w:p>
@@ -1287,7 +1341,61 @@
           <w:b w:val="0"/>
           <w:sz w:val="24"/>
         </w:rPr>
-        <w:t xml:space="preserve">问答流程与分类流程是分开的。用户提问时，前端携带当前图像判读出的类别与置信度，服务端把这些信息拼进提示词上下文，再调用大语言模型。这样做的原因是没有上下文的提问会得到泛泛而谈的回答，而带上具体类别后，生成的说明能对应到本次判读。语言模型的输出与分类结果在界面上分区域显示，避免使用者把计算结果与文字生成结果混为一谈。</w:t>
+        <w:t xml:space="preserve">
+          问答流程与分类流程是分开的。用户提问时，前端携带当前图像判读出的类别与置信度，服务端把这些信息拼进提示词上下文，再调用大语言模型。这样做的原因是没有上下文的提问会得到泛泛而谈的回答，而带上具体类别后，生成的说明能对应到本次判读。语言模型的输出与分类结果在界面上分区域显示，避免使用者把计算结果与文字生成结果混为一谈。
+          <w:p>
+            <w:pPr>
+              <w:jc w:val="center"/>
+            </w:pPr>
+            <w:r>
+              <w:drawing>
+                <wp:inline xmlns:a="http://schemas.openxmlformats.org/drawingml/2006/main" xmlns:pic="http://schemas.openxmlformats.org/drawingml/2006/picture">
+                  <wp:extent cx="5328000" cy="4716549"/>
+                  <wp:docPr id="2" name="Picture 2"/>
+                  <wp:cNvGraphicFramePr>
+                    <a:graphicFrameLocks noChangeAspect="1"/>
+                  </wp:cNvGraphicFramePr>
+                  <a:graphic>
+                    <a:graphicData uri="http://schemas.openxmlformats.org/drawingml/2006/picture/..">
+                      <pic:pic>
+                        <pic:nvPicPr>
+                          <pic:cNvPr id="0" name="data_control_flow.png"/>
+                          <pic:cNvPicPr/>
+                        </pic:nvPicPr>
+                        <pic:blipFill>
+                          <a:blip r:embed="rId12"/>
+                          <a:stretch>
+                            <a:fillRect/>
+                          </a:stretch>
+                        </pic:blipFill>
+                        <pic:spPr>
+                          <a:xfrm>
+                            <a:off x="0" y="0"/>
+                            <a:ext cx="5328000" cy="4716549"/>
+                          </a:xfrm>
+                          <a:prstGeom prst="rect"/>
+                        </pic:spPr>
+                      </pic:pic>
+                    </a:graphicData>
+                  </a:graphic>
+                </wp:inline>
+              </w:drawing>
+            </w:r>
+          </w:p>
+          <w:p>
+            <w:pPr>
+              <w:jc w:val="center"/>
+            </w:pPr>
+            <w:r>
+              <w:rPr>
+                <w:rFonts w:ascii="宋体" w:hAnsi="宋体" w:eastAsia="宋体"/>
+                <w:b w:val="0"/>
+                <w:sz w:val="21"/>
+              </w:rPr>
+              <w:t>图2 数据与控制流程</w:t>
+            </w:r>
+          </w:p>
+        </w:t>
       </w:r>
     </w:p>
     <w:p>
@@ -2002,12 +2110,646 @@
           <w:b w:val="0"/>
           <w:sz w:val="24"/>
         </w:rPr>
-        <w:t xml:space="preserve">部署后的验证包括三部分。健康检查接口确认模型加载、类别映射与历史库可用；端到端冒烟确认上传、分类、入库与历史查询链路通畅；一致性验证确认服务端与桌面端结果一致。需要如实说明的是，摄像头采集、麦克风语音识别与语音合成这几项依赖具体硬件的功能，尚未在服务器环境完成完整的实机验证，本报告不作通过结论，相关验证留待有硬件条件时补充。</w:t>
+        <w:t xml:space="preserve">
+          部署后的验证包括三部分。健康检查接口确认模型加载、类别映射与历史库可用；端到端冒烟确认上传、分类、入库与历史查询链路通畅；一致性验证确认服务端与桌面端结果一致。需要如实说明的是，摄像头采集、麦克风语音识别与语音合成这几项依赖具体硬件的功能，尚未在服务器环境完成完整的实机验证，本报告不作通过结论，相关验证留待有硬件条件时补充。
+          <w:p>
+            <w:pPr>
+              <w:jc w:val="center"/>
+            </w:pPr>
+            <w:r>
+              <w:drawing>
+                <wp:inline xmlns:a="http://schemas.openxmlformats.org/drawingml/2006/main" xmlns:pic="http://schemas.openxmlformats.org/drawingml/2006/picture">
+                  <wp:extent cx="5328000" cy="3439625"/>
+                  <wp:docPr id="3" name="Picture 3"/>
+                  <wp:cNvGraphicFramePr>
+                    <a:graphicFrameLocks noChangeAspect="1"/>
+                  </wp:cNvGraphicFramePr>
+                  <a:graphic>
+                    <a:graphicData uri="http://schemas.openxmlformats.org/drawingml/2006/picture/..">
+                      <pic:pic>
+                        <pic:nvPicPr>
+                          <pic:cNvPr id="0" name="deployment_topology.png"/>
+                          <pic:cNvPicPr/>
+                        </pic:nvPicPr>
+                        <pic:blipFill>
+                          <a:blip r:embed="rId13"/>
+                          <a:stretch>
+                            <a:fillRect/>
+                          </a:stretch>
+                        </pic:blipFill>
+                        <pic:spPr>
+                          <a:xfrm>
+                            <a:off x="0" y="0"/>
+                            <a:ext cx="5328000" cy="3439625"/>
+                          </a:xfrm>
+                          <a:prstGeom prst="rect"/>
+                        </pic:spPr>
+                      </pic:pic>
+                    </a:graphicData>
+                  </a:graphic>
+                </wp:inline>
+              </w:drawing>
+            </w:r>
+          </w:p>
+          <w:p>
+            <w:pPr>
+              <w:jc w:val="center"/>
+            </w:pPr>
+            <w:r>
+              <w:rPr>
+                <w:rFonts w:ascii="宋体" w:hAnsi="宋体" w:eastAsia="宋体"/>
+                <w:b w:val="0"/>
+                <w:sz w:val="21"/>
+              </w:rPr>
+              <w:t>图3 软硬件部署方案</w:t>
+            </w:r>
+          </w:p>
+        </w:t>
       </w:r>
     </w:p>
     <w:p>
       <w:pPr>
         <w:keepNext/>
+        <w:p>
+          <w:pPr>
+            <w:pStyle w:val="Heading1"/>
+            <w:keepNext/>
+            <w:spacing w:before="200" w:after="100"/>
+          </w:pPr>
+          <w:r>
+            <w:rPr>
+              <w:rFonts w:ascii="宋体" w:hAnsi="宋体" w:eastAsia="宋体"/>
+              <b/>
+              <w:sz w:val="32"/>
+            </w:rPr>
+            <w:t>6 客户端与服务端界面实现</w:t>
+          </w:r>
+        </w:p>
+        <w:p>
+          <w:pPr>
+            <w:spacing w:line="360" w:lineRule="auto"/>
+            <w:ind w:firstLine="420"/>
+          </w:pPr>
+          <w:r>
+            <w:rPr>
+              <w:rFonts w:ascii="宋体" w:hAnsi="宋体" w:eastAsia="宋体"/>
+              <w:sz w:val="24"/>
+            </w:rPr>
+            <w:t>前五节给出了系统的分层结构、数据与控制流程、接口规范与部署方案。本节进一步给出两套界面的实际形态：桌面客户端基于 PyQt5 实现，面向单机与外接采集设备；服务端基于 FastAPI 提供浏览器访问，面向无客户端的远程使用。两者调用同一套 ONNX 推理结果与同一个历史数据库，界面差异只体现在交互方式，不体现在计算逻辑，因此同一张图像在两端得到的类别与概率一致。</w:t>
+          </w:r>
+        </w:p>
+        <w:p>
+          <w:pPr>
+            <w:pStyle w:val="Heading2"/>
+            <w:keepNext/>
+            <w:spacing w:before="160" w:after="80"/>
+          </w:pPr>
+          <w:r>
+            <w:rPr>
+              <w:rFonts w:ascii="宋体" w:hAnsi="宋体" w:eastAsia="宋体"/>
+              <b/>
+              <w:sz w:val="28"/>
+            </w:rPr>
+            <w:t>6.1 桌面客户端（PyQt5）</w:t>
+          </w:r>
+        </w:p>
+        <w:p>
+          <w:pPr>
+            <w:spacing w:line="360" w:lineRule="auto"/>
+            <w:ind w:firstLine="420"/>
+          </w:pPr>
+          <w:r>
+            <w:rPr>
+              <w:rFonts w:ascii="宋体" w:hAnsi="宋体" w:eastAsia="宋体"/>
+              <w:sz w:val="24"/>
+            </w:rPr>
+            <w:t>桌面客户端以工作区分页组织三类任务：单图分析、批量分析、历史记录。页签切换不会重建数据，分类结果、批量任务状态与历史查询结果在各页之间保持共享，避免使用者在页签之间来回切换时丢失上下文。窗口底部为状态栏，实时显示模型加载、推理进度与异常提示。</w:t>
+          </w:r>
+        </w:p>
+        <w:p>
+          <w:pPr>
+            <w:jc w:val="center"/>
+          </w:pPr>
+          <w:r>
+            <w:drawing>
+              <wp:inline xmlns:a="http://schemas.openxmlformats.org/drawingml/2006/main" xmlns:pic="http://schemas.openxmlformats.org/drawingml/2006/picture">
+                <wp:extent cx="5328000" cy="3163500"/>
+                <wp:docPr id="4" name="Picture 4"/>
+                <wp:cNvGraphicFramePr>
+                  <a:graphicFrameLocks noChangeAspect="1"/>
+                </wp:cNvGraphicFramePr>
+                <a:graphic>
+                  <a:graphicData uri="http://schemas.openxmlformats.org/drawingml/2006/picture/..">
+                    <pic:pic>
+                      <pic:nvPicPr>
+                        <pic:cNvPr id="0" name="ui_desktop_main.png"/>
+                        <pic:cNvPicPr/>
+                      </pic:nvPicPr>
+                      <pic:blipFill>
+                        <a:blip r:embed="rId14"/>
+                        <a:stretch>
+                          <a:fillRect/>
+                        </a:stretch>
+                      </pic:blipFill>
+                      <pic:spPr>
+                        <a:xfrm>
+                          <a:off x="0" y="0"/>
+                          <a:ext cx="5328000" cy="3163500"/>
+                        </a:xfrm>
+                        <a:prstGeom prst="rect"/>
+                      </pic:spPr>
+                    </pic:pic>
+                  </a:graphicData>
+                </a:graphic>
+              </wp:inline>
+            </w:drawing>
+          </w:r>
+        </w:p>
+        <w:p>
+          <w:pPr>
+            <w:jc w:val="center"/>
+          </w:pPr>
+          <w:r>
+            <w:rPr>
+              <w:rFonts w:ascii="宋体" w:hAnsi="宋体" w:eastAsia="宋体"/>
+              <b w:val="0"/>
+              <w:sz w:val="21"/>
+            </w:rPr>
+            <w:t>图4 桌面客户端单图分析主界面</w:t>
+          </w:r>
+        </w:p>
+        <w:p>
+          <w:pPr>
+            <w:spacing w:line="360" w:lineRule="auto"/>
+            <w:ind w:firstLine="420"/>
+          </w:pPr>
+          <w:r>
+            <w:rPr>
+              <w:rFonts w:ascii="宋体" w:hAnsi="宋体" w:eastAsia="宋体"/>
+              <w:sz w:val="24"/>
+            </w:rPr>
+            <w:t>单图分析界面分为左右两栏。左栏为图像区，提供本地图像、本机摄像头、开发板摄像头三类图像来源，其中本地图像支持拖拽进入；来源切换由独立页签完成，切换后不影响已加载的推理结果。左栏下方为操作区，依次排列加载模型、加载图像、开始分类、开发板交互、板端语音五个动作，按使用顺序编号，避免初次使用者遗漏前置步骤。右栏上方为分类结果区，显示预测类别、置信度与八类概率；下方为辅助建议与多轮问答两个页签，前者由本地参考库与大模型共同生成，后者支持围绕当前结论继续追问。结果区在未完成分类时明确提示「尚未分类」，并注明概率未经校准、不代表诊断准确率，防止把输出直接当作临床结论。</w:t>
+          </w:r>
+        </w:p>
+        <w:p>
+          <w:pPr>
+            <w:jc w:val="center"/>
+          </w:pPr>
+          <w:r>
+            <w:drawing>
+              <wp:inline xmlns:a="http://schemas.openxmlformats.org/drawingml/2006/main" xmlns:pic="http://schemas.openxmlformats.org/drawingml/2006/picture">
+                <wp:extent cx="5328000" cy="3163500"/>
+                <wp:docPr id="5" name="Picture 5"/>
+                <wp:cNvGraphicFramePr>
+                  <a:graphicFrameLocks noChangeAspect="1"/>
+                </wp:cNvGraphicFramePr>
+                <a:graphic>
+                  <a:graphicData uri="http://schemas.openxmlformats.org/drawingml/2006/picture/..">
+                    <pic:pic>
+                      <pic:nvPicPr>
+                        <pic:cNvPr id="0" name="ui_desktop_batch.png"/>
+                        <pic:cNvPicPr/>
+                      </pic:nvPicPr>
+                      <pic:blipFill>
+                        <a:blip r:embed="rId15"/>
+                        <a:stretch>
+                          <a:fillRect/>
+                        </a:stretch>
+                      </pic:blipFill>
+                      <pic:spPr>
+                        <a:xfrm>
+                          <a:off x="0" y="0"/>
+                          <a:ext cx="5328000" cy="3163500"/>
+                        </a:xfrm>
+                        <a:prstGeom prst="rect"/>
+                      </pic:spPr>
+                    </pic:pic>
+                  </a:graphicData>
+                </a:graphic>
+              </wp:inline>
+            </w:drawing>
+          </w:r>
+        </w:p>
+        <w:p>
+          <w:pPr>
+            <w:jc w:val="center"/>
+          </w:pPr>
+          <w:r>
+            <w:rPr>
+              <w:rFonts w:ascii="宋体" w:hAnsi="宋体" w:eastAsia="宋体"/>
+              <b w:val="0"/>
+              <w:sz w:val="21"/>
+            </w:rPr>
+            <w:t>图5 桌面客户端批量分析页</w:t>
+          </w:r>
+        </w:p>
+        <w:p>
+          <w:pPr>
+            <w:spacing w:line="360" w:lineRule="auto"/>
+            <w:ind w:firstLine="420"/>
+          </w:pPr>
+          <w:r>
+            <w:rPr>
+              <w:rFonts w:ascii="宋体" w:hAnsi="宋体" w:eastAsia="宋体"/>
+              <w:sz w:val="24"/>
+            </w:rPr>
+            <w:t>批量分析页面向一次处理多张图像的场景。工具栏提供添加图像、添加文件夹、移除所选、开始分类、重试失败项、选择已保存批次与导出七项操作；其中「重试失败项」只重跑失败条目而不重复计算已成功条目，「选择已保存批次」用于回看历史批量任务。页面上方为统计行，实时汇总总数、已完成、成功与失败数量；中部为结果表格，逐条列出文件名、预测类别、置信度、处理状态与错误信息；右侧为类别分布柱状图，随处理进度同步更新。批量任务以批次为单位写入历史库，便于事后按批次检索与导出。</w:t>
+          </w:r>
+        </w:p>
+        <w:p>
+          <w:pPr>
+            <w:jc w:val="center"/>
+          </w:pPr>
+          <w:r>
+            <w:drawing>
+              <wp:inline xmlns:a="http://schemas.openxmlformats.org/drawingml/2006/main" xmlns:pic="http://schemas.openxmlformats.org/drawingml/2006/picture">
+                <wp:extent cx="5328000" cy="3163500"/>
+                <wp:docPr id="6" name="Picture 6"/>
+                <wp:cNvGraphicFramePr>
+                  <a:graphicFrameLocks noChangeAspect="1"/>
+                </wp:cNvGraphicFramePr>
+                <a:graphic>
+                  <a:graphicData uri="http://schemas.openxmlformats.org/drawingml/2006/picture/..">
+                    <pic:pic>
+                      <pic:nvPicPr>
+                        <pic:cNvPr id="0" name="ui_desktop_history.png"/>
+                        <pic:cNvPicPr/>
+                      </pic:nvPicPr>
+                      <pic:blipFill>
+                        <a:blip r:embed="rId16"/>
+                        <a:stretch>
+                          <a:fillRect/>
+                        </a:stretch>
+                      </pic:blipFill>
+                      <pic:spPr>
+                        <a:xfrm>
+                          <a:off x="0" y="0"/>
+                          <a:ext cx="5328000" cy="3163500"/>
+                        </a:xfrm>
+                        <a:prstGeom prst="rect"/>
+                      </pic:spPr>
+                    </pic:pic>
+                  </a:graphicData>
+                </a:graphic>
+              </wp:inline>
+            </w:drawing>
+          </w:r>
+        </w:p>
+        <w:p>
+          <w:pPr>
+            <w:jc w:val="center"/>
+          </w:pPr>
+          <w:r>
+            <w:rPr>
+              <w:rFonts w:ascii="宋体" w:hAnsi="宋体" w:eastAsia="宋体"/>
+              <b w:val="0"/>
+              <w:sz w:val="21"/>
+            </w:rPr>
+            <w:t>图6 桌面客户端历史记录与统计页</w:t>
+          </w:r>
+        </w:p>
+        <w:p>
+          <w:pPr>
+            <w:spacing w:line="360" w:lineRule="auto"/>
+            <w:ind w:firstLine="420"/>
+          </w:pPr>
+          <w:r>
+            <w:rPr>
+              <w:rFonts w:ascii="宋体" w:hAnsi="宋体" w:eastAsia="宋体"/>
+              <w:sz w:val="24"/>
+            </w:rPr>
+            <w:t>历史记录页提供按日期、批次编号与关键词三种检索方式，检索结果以表格呈现，每条记录包含图像缩略图、预测类别、置信度、分类状态、保存状态、时间与所属批次。表格右侧为类别分布柱状图，汇总当前筛选结果的八类构成，可直接观察样本在各疾病类别上的分布倾斜。页面下方为分页控件与批量操作（删除所选、查看详情、清空、导出）。历史记录与批量任务共用同一张表，因此批量分析产生的条目可在此处回看原始图像与八类概率，实现「分类—复核—导出」的闭环。</w:t>
+          </w:r>
+        </w:p>
+        <w:p>
+          <w:pPr>
+            <w:jc w:val="center"/>
+          </w:pPr>
+          <w:r>
+            <w:drawing>
+              <wp:inline xmlns:a="http://schemas.openxmlformats.org/drawingml/2006/main" xmlns:pic="http://schemas.openxmlformats.org/drawingml/2006/picture">
+                <wp:extent cx="5328000" cy="3788800"/>
+                <wp:docPr id="7" name="Picture 7"/>
+                <wp:cNvGraphicFramePr>
+                  <a:graphicFrameLocks noChangeAspect="1"/>
+                </wp:cNvGraphicFramePr>
+                <a:graphic>
+                  <a:graphicData uri="http://schemas.openxmlformats.org/drawingml/2006/picture/..">
+                    <pic:pic>
+                      <pic:nvPicPr>
+                        <pic:cNvPr id="0" name="ui_desktop_settings.png"/>
+                        <pic:cNvPicPr/>
+                      </pic:nvPicPr>
+                      <pic:blipFill>
+                        <a:blip r:embed="rId17"/>
+                        <a:stretch>
+                          <a:fillRect/>
+                        </a:stretch>
+                      </pic:blipFill>
+                      <pic:spPr>
+                        <a:xfrm>
+                          <a:off x="0" y="0"/>
+                          <a:ext cx="5328000" cy="3788800"/>
+                        </a:xfrm>
+                        <a:prstGeom prst="rect"/>
+                      </pic:spPr>
+                    </pic:pic>
+                  </a:graphicData>
+                </a:graphic>
+              </wp:inline>
+            </w:drawing>
+          </w:r>
+        </w:p>
+        <w:p>
+          <w:pPr>
+            <w:jc w:val="center"/>
+          </w:pPr>
+          <w:r>
+            <w:rPr>
+              <w:rFonts w:ascii="宋体" w:hAnsi="宋体" w:eastAsia="宋体"/>
+              <b w:val="0"/>
+              <w:sz w:val="21"/>
+            </w:rPr>
+            <w:t>图7 桌面客户端运行与网络设置</w:t>
+          </w:r>
+        </w:p>
+        <w:p>
+          <w:pPr>
+            <w:spacing w:line="360" w:lineRule="auto"/>
+            <w:ind w:firstLine="420"/>
+          </w:pPr>
+          <w:r>
+            <w:rPr>
+              <w:rFonts w:ascii="宋体" w:hAnsi="宋体" w:eastAsia="宋体"/>
+              <w:sz w:val="24"/>
+            </w:rPr>
+            <w:t>设置对话框用于配置运行与连接参数，包括服务端地址、模型路径、语音与外设开关等，修改后即时生效且不要求重启。界面显示部分的字体、界面字号与固定图像目录同样在此配置，阅读字号与自动朗读即时保存，窗口尺寸与分栏比例在正常关闭时保存，偏好写入本地配置文件，不随历史库与密钥一起清除。</w:t>
+          </w:r>
+        </w:p>
+        <w:p>
+          <w:pPr>
+            <w:pStyle w:val="Heading2"/>
+            <w:keepNext/>
+            <w:spacing w:before="160" w:after="80"/>
+          </w:pPr>
+          <w:r>
+            <w:rPr>
+              <w:rFonts w:ascii="宋体" w:hAnsi="宋体" w:eastAsia="宋体"/>
+              <b/>
+              <w:sz w:val="28"/>
+            </w:rPr>
+            <w:t>6.2 Web 服务端（FastAPI）</w:t>
+          </w:r>
+        </w:p>
+        <w:p>
+          <w:pPr>
+            <w:spacing w:line="360" w:lineRule="auto"/>
+            <w:ind w:firstLine="420"/>
+          </w:pPr>
+          <w:r>
+            <w:rPr>
+              <w:rFonts w:ascii="宋体" w:hAnsi="宋体" w:eastAsia="宋体"/>
+              <w:sz w:val="24"/>
+            </w:rPr>
+            <w:t>服务端以浏览器为入口，部署于云服务器，使用者无需安装客户端即可完成分类。页面结构与桌面端保持一致，分为单图分析、批量分析、历史统计、系统设置四个部分，同样复用服务端的 ONNX 推理与历史库，因此与桌面端的结果口径一致。服务端通过 /api/health 暴露模型与历史库状态，便于部署后快速确认服务可用。</w:t>
+          </w:r>
+        </w:p>
+        <w:p>
+          <w:pPr>
+            <w:jc w:val="center"/>
+          </w:pPr>
+          <w:r>
+            <w:drawing>
+              <wp:inline xmlns:a="http://schemas.openxmlformats.org/drawingml/2006/main" xmlns:pic="http://schemas.openxmlformats.org/drawingml/2006/picture">
+                <wp:extent cx="5328000" cy="3039016"/>
+                <wp:docPr id="8" name="Picture 8"/>
+                <wp:cNvGraphicFramePr>
+                  <a:graphicFrameLocks noChangeAspect="1"/>
+                </wp:cNvGraphicFramePr>
+                <a:graphic>
+                  <a:graphicData uri="http://schemas.openxmlformats.org/drawingml/2006/picture/..">
+                    <pic:pic>
+                      <pic:nvPicPr>
+                        <pic:cNvPr id="0" name="ui_web_single_placeholder.png"/>
+                        <pic:cNvPicPr/>
+                      </pic:nvPicPr>
+                      <pic:blipFill>
+                        <a:blip r:embed="rId18"/>
+                        <a:stretch>
+                          <a:fillRect/>
+                        </a:stretch>
+                      </pic:blipFill>
+                      <pic:spPr>
+                        <a:xfrm>
+                          <a:off x="0" y="0"/>
+                          <a:ext cx="5328000" cy="3039016"/>
+                        </a:xfrm>
+                        <a:prstGeom prst="rect"/>
+                      </pic:spPr>
+                    </pic:pic>
+                  </a:graphicData>
+                </a:graphic>
+              </wp:inline>
+            </w:drawing>
+          </w:r>
+        </w:p>
+        <w:p>
+          <w:pPr>
+            <w:jc w:val="center"/>
+          </w:pPr>
+          <w:r>
+            <w:rPr>
+              <w:rFonts w:ascii="宋体" w:hAnsi="宋体" w:eastAsia="宋体"/>
+              <b w:val="0"/>
+              <w:sz w:val="21"/>
+            </w:rPr>
+            <w:t>图8 Web 服务端单图分析页</w:t>
+          </w:r>
+        </w:p>
+        <w:p>
+          <w:pPr>
+            <w:spacing w:line="360" w:lineRule="auto"/>
+            <w:ind w:firstLine="420"/>
+          </w:pPr>
+          <w:r>
+            <w:rPr>
+              <w:rFonts w:ascii="宋体" w:hAnsi="宋体" w:eastAsia="宋体"/>
+              <w:sz w:val="24"/>
+            </w:rPr>
+            <w:t>单图分析页为默认入口，使用者选择或拖入眼底图像后提交，服务端返回预测类别、置信度与八类概率，并在同一页面给出辅助建议。该页对应服务端 POST /api/predict 接口，图像在服务端完成预处理与推理，浏览器不承担计算，因此低性能设备也能获得与桌面端一致的结果。</w:t>
+          </w:r>
+        </w:p>
+        <w:p>
+          <w:pPr>
+            <w:jc w:val="center"/>
+          </w:pPr>
+          <w:r>
+            <w:drawing>
+              <wp:inline xmlns:a="http://schemas.openxmlformats.org/drawingml/2006/main" xmlns:pic="http://schemas.openxmlformats.org/drawingml/2006/picture">
+                <wp:extent cx="5328000" cy="3039016"/>
+                <wp:docPr id="9" name="Picture 9"/>
+                <wp:cNvGraphicFramePr>
+                  <a:graphicFrameLocks noChangeAspect="1"/>
+                </wp:cNvGraphicFramePr>
+                <a:graphic>
+                  <a:graphicData uri="http://schemas.openxmlformats.org/drawingml/2006/picture/..">
+                    <pic:pic>
+                      <pic:nvPicPr>
+                        <pic:cNvPr id="0" name="ui_web_history_placeholder.png"/>
+                        <pic:cNvPicPr/>
+                      </pic:nvPicPr>
+                      <pic:blipFill>
+                        <a:blip r:embed="rId19"/>
+                        <a:stretch>
+                          <a:fillRect/>
+                        </a:stretch>
+                      </pic:blipFill>
+                      <pic:spPr>
+                        <a:xfrm>
+                          <a:off x="0" y="0"/>
+                          <a:ext cx="5328000" cy="3039016"/>
+                        </a:xfrm>
+                        <a:prstGeom prst="rect"/>
+                      </pic:spPr>
+                    </pic:pic>
+                  </a:graphicData>
+                </a:graphic>
+              </wp:inline>
+            </w:drawing>
+          </w:r>
+        </w:p>
+        <w:p>
+          <w:pPr>
+            <w:jc w:val="center"/>
+          </w:pPr>
+          <w:r>
+            <w:rPr>
+              <w:rFonts w:ascii="宋体" w:hAnsi="宋体" w:eastAsia="宋体"/>
+              <b w:val="0"/>
+              <w:sz w:val="21"/>
+            </w:rPr>
+            <w:t>图9 Web 服务端历史统计页</w:t>
+          </w:r>
+        </w:p>
+        <w:p>
+          <w:pPr>
+            <w:spacing w:line="360" w:lineRule="auto"/>
+            <w:ind w:firstLine="420"/>
+          </w:pPr>
+          <w:r>
+            <w:rPr>
+              <w:rFonts w:ascii="宋体" w:hAnsi="宋体" w:eastAsia="宋体"/>
+              <w:sz w:val="24"/>
+            </w:rPr>
+            <w:t>历史统计页分三个区块：分类分布给出各类别占比，类别统计给出逐类的记录数量与置信度概况，记录明细以表格列出最近记录（上限二百条）并可查看单条详情。该页对应服务端 GET /api/history 与统计接口，与桌面端读取同一张历史表，两端记录互相可见。</w:t>
+          </w:r>
+        </w:p>
+        <w:p>
+          <w:pPr>
+            <w:jc w:val="center"/>
+          </w:pPr>
+          <w:r>
+            <w:drawing>
+              <wp:inline xmlns:a="http://schemas.openxmlformats.org/drawingml/2006/main" xmlns:pic="http://schemas.openxmlformats.org/drawingml/2006/picture">
+                <wp:extent cx="5328000" cy="3039016"/>
+                <wp:docPr id="10" name="Picture 10"/>
+                <wp:cNvGraphicFramePr>
+                  <a:graphicFrameLocks noChangeAspect="1"/>
+                </wp:cNvGraphicFramePr>
+                <a:graphic>
+                  <a:graphicData uri="http://schemas.openxmlformats.org/drawingml/2006/picture/..">
+                    <pic:pic>
+                      <pic:nvPicPr>
+                        <pic:cNvPr id="0" name="ui_web_batch_placeholder.png"/>
+                        <pic:cNvPicPr/>
+                      </pic:nvPicPr>
+                      <pic:blipFill>
+                        <a:blip r:embed="rId20"/>
+                        <a:stretch>
+                          <a:fillRect/>
+                        </a:stretch>
+                      </pic:blipFill>
+                      <pic:spPr>
+                        <a:xfrm>
+                          <a:off x="0" y="0"/>
+                          <a:ext cx="5328000" cy="3039016"/>
+                        </a:xfrm>
+                        <a:prstGeom prst="rect"/>
+                      </pic:spPr>
+                    </pic:pic>
+                  </a:graphicData>
+                </a:graphic>
+              </wp:inline>
+            </w:drawing>
+          </w:r>
+        </w:p>
+        <w:p>
+          <w:pPr>
+            <w:jc w:val="center"/>
+          </w:pPr>
+          <w:r>
+            <w:rPr>
+              <w:rFonts w:ascii="宋体" w:hAnsi="宋体" w:eastAsia="宋体"/>
+              <b w:val="0"/>
+              <w:sz w:val="21"/>
+            </w:rPr>
+            <w:t>图10 Web 服务端批量分析与系统设置页</w:t>
+          </w:r>
+        </w:p>
+        <w:p>
+          <w:pPr>
+            <w:spacing w:line="360" w:lineRule="auto"/>
+            <w:ind w:firstLine="420"/>
+          </w:pPr>
+          <w:r>
+            <w:rPr>
+              <w:rFonts w:ascii="宋体" w:hAnsi="宋体" w:eastAsia="宋体"/>
+              <w:sz w:val="24"/>
+            </w:rPr>
+            <w:t>批量分析页支持一次提交多张图像并汇总结果，系统设置页用于查看服务端地址、模型信息与大模型配置状态。两者与桌面端对应功能共用服务端实现，界面仅承担展示与提交职责。</w:t>
+          </w:r>
+        </w:p>
+        <w:p>
+          <w:pPr>
+            <w:pStyle w:val="Heading2"/>
+            <w:keepNext/>
+            <w:spacing w:before="160" w:after="80"/>
+          </w:pPr>
+          <w:r>
+            <w:rPr>
+              <w:rFonts w:ascii="宋体" w:hAnsi="宋体" w:eastAsia="宋体"/>
+              <b/>
+              <w:sz w:val="28"/>
+            </w:rPr>
+            <w:t>6.3 两端的一致性与分工</w:t>
+          </w:r>
+        </w:p>
+        <w:p>
+          <w:pPr>
+            <w:spacing w:line="360" w:lineRule="auto"/>
+            <w:ind w:firstLine="420"/>
+          </w:pPr>
+          <w:r>
+            <w:rPr>
+              <w:rFonts w:ascii="宋体" w:hAnsi="宋体" w:eastAsia="宋体"/>
+              <w:sz w:val="24"/>
+            </w:rPr>
+            <w:t>两端的一致性体现在三处：其一，分类结果由同一套 ONNX 权重与同一份预处理逻辑产生，桌面端与服务端在二十个样本上的预测类别完全一致，单类概率最大偏差约百万分之三；其二，历史记录写入同一个 SQLite 数据库，桌面端产生的记录可在服务端回看，反之亦然；其三，辅助建议的生成逻辑统一，大模型不可用时均降级为本地参考库文本，并在界面上标注来源。</w:t>
+          </w:r>
+        </w:p>
+        <w:p>
+          <w:pPr>
+            <w:spacing w:line="360" w:lineRule="auto"/>
+            <w:ind w:firstLine="420"/>
+          </w:pPr>
+          <w:r>
+            <w:rPr>
+              <w:rFonts w:ascii="宋体" w:hAnsi="宋体" w:eastAsia="宋体"/>
+              <w:sz w:val="24"/>
+            </w:rPr>
+            <w:t>两端的分工则依据使用场景划分：桌面端承担本地文件、摄像头与开发板采集，适合有采集硬件与离线需求的场合；服务端承担远程访问与多用户共享，适合演示、答辩与无客户端环境。界面层不重复实现推理逻辑，因而新增功能只需在服务端实现一次，两端即可同时获得，这也是本项目能够以较小代码量维护两套界面的原因。</w:t>
+          </w:r>
+        </w:p>
         <w:pageBreakBefore/>
         <w:spacing w:before="200" w:after="100"/>
       </w:pPr>
@@ -2148,6 +2890,71 @@
           <w:sz w:val="24"/>
         </w:rPr>
         <w:t>[10] Y. Zhou et al. A foundation model for generalizable disease detection from retinal images. Nature, 2023, 622: 156-163. doi:10.1038/s41586-023-06555-x.</w:t>
+      </w:r>
+    </w:p>
+    <w:p>
+      <w:pPr>
+        <w:spacing w:line="360" w:lineRule="auto" w:after="80"/>
+      </w:pPr>
+      <w:r>
+        <w:rPr>
+          <w:rFonts w:ascii="宋体" w:hAnsi="宋体" w:eastAsia="宋体"/>
+          <w:b w:val="0"/>
+          <w:sz w:val="24"/>
+        </w:rPr>
+        <w:t>[11] 张明, 周思睿. 把握挑战和机遇: 人工智能与眼科诊疗[J]. 中华眼底病杂志, 2021, 37(2): 93-97. doi:10.3760/cma.j.cn511434-20210121-00044.</w:t>
+      </w:r>
+    </w:p>
+    <w:p>
+      <w:pPr>
+        <w:spacing w:line="360" w:lineRule="auto" w:after="80"/>
+      </w:pPr>
+      <w:r>
+        <w:rPr>
+          <w:rFonts w:ascii="宋体" w:hAnsi="宋体" w:eastAsia="宋体"/>
+          <w:b w:val="0"/>
+          <w:sz w:val="24"/>
+        </w:rPr>
+        <w:t>[12] 范家伟, 张如如, 陆萌, 等. 深度学习方法在糖尿病视网膜病变诊断中的应用[J]. 自动化学报, 2021, 47(5): 985-1004. doi:10.16383/j.aas.c190069.</w:t>
+      </w:r>
+    </w:p>
+    <w:p>
+      <w:pPr>
+        <w:spacing w:line="360" w:lineRule="auto" w:after="80"/>
+      </w:pPr>
+      <w:r>
+        <w:rPr>
+          <w:rFonts w:ascii="宋体" w:hAnsi="宋体" w:eastAsia="宋体"/>
+          <w:b w:val="0"/>
+          <w:sz w:val="24"/>
+        </w:rPr>
+        <w:t>[13] 邹北骥, 张子谦, 朱承璋, 等. 基于残差网络的糖网病自动筛查[J]. 计算机辅助设计与图形学学报, 2019, 31(4): 580-588. doi:10.3724/SP.J.1089.2019.17346.</w:t>
+      </w:r>
+    </w:p>
+    <w:p>
+      <w:pPr>
+        <w:spacing w:line="360" w:lineRule="auto" w:after="80"/>
+      </w:pPr>
+      <w:r>
+        <w:rPr>
+          <w:rFonts w:ascii="宋体" w:hAnsi="宋体" w:eastAsia="宋体"/>
+          <w:b w:val="0"/>
+          <w:sz w:val="24"/>
+        </w:rPr>
+        <w:t>[14] 孙功鹏, 王晓玲, 等. 应用人工智能识别超广角眼底照相多病种的初步研究[J]. 中华眼底病杂志, 2022, 38(2): 132-138.</w:t>
+      </w:r>
+    </w:p>
+    <w:p>
+      <w:pPr>
+        <w:spacing w:line="360" w:lineRule="auto" w:after="80"/>
+      </w:pPr>
+      <w:r>
+        <w:rPr>
+          <w:rFonts w:ascii="宋体" w:hAnsi="宋体" w:eastAsia="宋体"/>
+          <w:b w:val="0"/>
+          <w:sz w:val="24"/>
+        </w:rPr>
+        <w:t>[15] 宋若仙, 曹鹏, 赵大哲. 结合域适应学习的糖尿病视网膜病变分级诊断[J]. 中国图象图形学报, 2022, 27(11): 3356-3370.</w:t>
       </w:r>
     </w:p>
     <w:sectPr>
